--- a/Entregables/Entrega 4/entrega final/ADRs_FINAL.docx
+++ b/Entregables/Entrega 4/entrega final/ADRs_FINAL.docx
@@ -155,28 +155,7 @@
             <w:rStyle w:val="Hipervnculo"/>
             <w:lang w:val="es-AR"/>
           </w:rPr>
-          <w:t>ADR</w:t>
-        </w:r>
-        <w:r>
-          <w:rPr>
-            <w:rStyle w:val="Hipervnculo"/>
-            <w:lang w:val="es-AR"/>
-          </w:rPr>
-          <w:t>-</w:t>
-        </w:r>
-        <w:r>
-          <w:rPr>
-            <w:rStyle w:val="Hipervnculo"/>
-            <w:lang w:val="es-AR"/>
-          </w:rPr>
-          <w:t>0</w:t>
-        </w:r>
-        <w:r>
-          <w:rPr>
-            <w:rStyle w:val="Hipervnculo"/>
-            <w:lang w:val="es-AR"/>
-          </w:rPr>
-          <w:t>01</w:t>
+          <w:t>ADR-001</w:t>
         </w:r>
       </w:hyperlink>
       <w:r>
@@ -208,21 +187,7 @@
             <w:rStyle w:val="Hipervnculo"/>
             <w:lang w:val="es-AR"/>
           </w:rPr>
-          <w:t>ADR-0</w:t>
-        </w:r>
-        <w:r>
-          <w:rPr>
-            <w:rStyle w:val="Hipervnculo"/>
-            <w:lang w:val="es-AR"/>
-          </w:rPr>
-          <w:t>0</w:t>
-        </w:r>
-        <w:r>
-          <w:rPr>
-            <w:rStyle w:val="Hipervnculo"/>
-            <w:lang w:val="es-AR"/>
-          </w:rPr>
-          <w:t>2</w:t>
+          <w:t>ADR-002</w:t>
         </w:r>
       </w:hyperlink>
       <w:r>
@@ -246,21 +211,7 @@
             <w:rStyle w:val="Hipervnculo"/>
             <w:lang w:val="es-AR"/>
           </w:rPr>
-          <w:t>ADR</w:t>
-        </w:r>
-        <w:r>
-          <w:rPr>
-            <w:rStyle w:val="Hipervnculo"/>
-            <w:lang w:val="es-AR"/>
-          </w:rPr>
-          <w:t>-</w:t>
-        </w:r>
-        <w:r>
-          <w:rPr>
-            <w:rStyle w:val="Hipervnculo"/>
-            <w:lang w:val="es-AR"/>
-          </w:rPr>
-          <w:t>003</w:t>
+          <w:t>ADR-003</w:t>
         </w:r>
       </w:hyperlink>
       <w:r>
@@ -284,21 +235,7 @@
             <w:rStyle w:val="Hipervnculo"/>
             <w:lang w:val="es-AR"/>
           </w:rPr>
-          <w:t>ADR</w:t>
-        </w:r>
-        <w:r>
-          <w:rPr>
-            <w:rStyle w:val="Hipervnculo"/>
-            <w:lang w:val="es-AR"/>
-          </w:rPr>
-          <w:t>-</w:t>
-        </w:r>
-        <w:r>
-          <w:rPr>
-            <w:rStyle w:val="Hipervnculo"/>
-            <w:lang w:val="es-AR"/>
-          </w:rPr>
-          <w:t>004</w:t>
+          <w:t>ADR-004</w:t>
         </w:r>
       </w:hyperlink>
       <w:r>
@@ -322,21 +259,7 @@
             <w:rStyle w:val="Hipervnculo"/>
             <w:lang w:val="es-AR"/>
           </w:rPr>
-          <w:t>AD</w:t>
-        </w:r>
-        <w:r>
-          <w:rPr>
-            <w:rStyle w:val="Hipervnculo"/>
-            <w:lang w:val="es-AR"/>
-          </w:rPr>
-          <w:t>4</w:t>
-        </w:r>
-        <w:r>
-          <w:rPr>
-            <w:rStyle w:val="Hipervnculo"/>
-            <w:lang w:val="es-AR"/>
-          </w:rPr>
-          <w:t>-005</w:t>
+          <w:t>AD4-005</w:t>
         </w:r>
       </w:hyperlink>
       <w:r>
@@ -979,21 +902,7 @@
         <w:rPr>
           <w:lang w:val="es-AR"/>
         </w:rPr>
-        <w:t xml:space="preserve"> </w:t>
-      </w:r>
-      <w:proofErr w:type="gramStart"/>
-      <w:r>
-        <w:rPr>
-          <w:lang w:val="es-AR"/>
-        </w:rPr>
-        <w:t>server</w:t>
-      </w:r>
-      <w:proofErr w:type="gramEnd"/>
-      <w:r>
-        <w:rPr>
-          <w:lang w:val="es-AR"/>
-        </w:rPr>
-        <w:t>-</w:t>
+        <w:t xml:space="preserve"> server-</w:t>
       </w:r>
       <w:proofErr w:type="spellStart"/>
       <w:r>
@@ -1526,16 +1435,7 @@
                 <w:sz w:val="20"/>
                 <w:lang w:val="es-AR"/>
               </w:rPr>
-              <w:t xml:space="preserve">Microservicios con BD compartida </w:t>
-            </w:r>
-            <w:r>
-              <w:rPr>
-                <w:b/>
-                <w:sz w:val="20"/>
-                <w:lang w:val="es-AR"/>
-              </w:rPr>
-              <w:lastRenderedPageBreak/>
-              <w:t>y API HTTP (ELEGIDA)</w:t>
+              <w:t>Microservicios con BD compartida y API HTTP (ELEGIDA)</w:t>
             </w:r>
           </w:p>
         </w:tc>
@@ -1549,52 +1449,44 @@
                 <w:sz w:val="20"/>
                 <w:lang w:val="es-AR"/>
               </w:rPr>
+              <w:t xml:space="preserve">Ciclos de </w:t>
+            </w:r>
+            <w:proofErr w:type="spellStart"/>
+            <w:r>
+              <w:rPr>
+                <w:sz w:val="20"/>
+                <w:lang w:val="es-AR"/>
+              </w:rPr>
+              <w:t>deploy</w:t>
+            </w:r>
+            <w:proofErr w:type="spellEnd"/>
+            <w:r>
+              <w:rPr>
+                <w:sz w:val="20"/>
+                <w:lang w:val="es-AR"/>
+              </w:rPr>
+              <w:t xml:space="preserve"> independientes. Datos sincronizados en tiempo real mediante BD relacional compartida. </w:t>
+            </w:r>
+            <w:proofErr w:type="spellStart"/>
+            <w:r>
+              <w:rPr>
+                <w:sz w:val="20"/>
+              </w:rPr>
+              <w:t>Comunicación</w:t>
+            </w:r>
+            <w:proofErr w:type="spellEnd"/>
+            <w:r>
+              <w:rPr>
+                <w:sz w:val="20"/>
+              </w:rPr>
+              <w:t xml:space="preserve"> HTTP </w:t>
+            </w:r>
+            <w:proofErr w:type="spellStart"/>
+            <w:r>
+              <w:rPr>
+                <w:sz w:val="20"/>
+              </w:rPr>
               <w:lastRenderedPageBreak/>
-              <w:t xml:space="preserve">Ciclos de </w:t>
-            </w:r>
-            <w:proofErr w:type="spellStart"/>
-            <w:r>
-              <w:rPr>
-                <w:sz w:val="20"/>
-                <w:lang w:val="es-AR"/>
-              </w:rPr>
-              <w:t>deploy</w:t>
-            </w:r>
-            <w:proofErr w:type="spellEnd"/>
-            <w:r>
-              <w:rPr>
-                <w:sz w:val="20"/>
-                <w:lang w:val="es-AR"/>
-              </w:rPr>
-              <w:t xml:space="preserve"> independientes. Datos sincronizados en tiempo real </w:t>
-            </w:r>
-            <w:r>
-              <w:rPr>
-                <w:sz w:val="20"/>
-                <w:lang w:val="es-AR"/>
-              </w:rPr>
-              <w:lastRenderedPageBreak/>
-              <w:t xml:space="preserve">mediante BD relacional compartida. </w:t>
-            </w:r>
-            <w:proofErr w:type="spellStart"/>
-            <w:r>
-              <w:rPr>
-                <w:sz w:val="20"/>
-              </w:rPr>
-              <w:t>Comunicación</w:t>
-            </w:r>
-            <w:proofErr w:type="spellEnd"/>
-            <w:r>
-              <w:rPr>
-                <w:sz w:val="20"/>
-              </w:rPr>
-              <w:t xml:space="preserve"> HTTP </w:t>
-            </w:r>
-            <w:proofErr w:type="spellStart"/>
-            <w:r>
-              <w:rPr>
-                <w:sz w:val="20"/>
-              </w:rPr>
               <w:t>síncrona</w:t>
             </w:r>
             <w:proofErr w:type="spellEnd"/>
@@ -1675,23 +1567,9 @@
         <w:rPr>
           <w:lang w:val="es-AR"/>
         </w:rPr>
-        <w:t>my</w:t>
+        <w:t>Polizing-Dashboard</w:t>
       </w:r>
       <w:proofErr w:type="spellEnd"/>
-      <w:r>
-        <w:rPr>
-          <w:lang w:val="es-AR"/>
-        </w:rPr>
-        <w:t>-</w:t>
-      </w:r>
-      <w:proofErr w:type="gramStart"/>
-      <w:r>
-        <w:rPr>
-          <w:lang w:val="es-AR"/>
-        </w:rPr>
-        <w:t>app</w:t>
-      </w:r>
-      <w:proofErr w:type="gramEnd"/>
       <w:r>
         <w:rPr>
           <w:lang w:val="es-AR"/>
@@ -2192,33 +2070,11 @@
             <w:tcW w:w="4703" w:type="dxa"/>
           </w:tcPr>
           <w:p>
-            <w:proofErr w:type="gramStart"/>
-            <w:r>
-              <w:rPr>
-                <w:sz w:val="20"/>
-              </w:rPr>
-              <w:t>Dos</w:t>
-            </w:r>
-            <w:proofErr w:type="gramEnd"/>
-            <w:r>
-              <w:rPr>
-                <w:sz w:val="20"/>
-              </w:rPr>
-              <w:t xml:space="preserve"> ORMs</w:t>
-            </w:r>
-            <w:proofErr w:type="gramStart"/>
-            <w:r>
-              <w:rPr>
-                <w:sz w:val="20"/>
-              </w:rPr>
-              <w:t>, dos</w:t>
-            </w:r>
-            <w:proofErr w:type="gramEnd"/>
-            <w:r>
-              <w:rPr>
-                <w:sz w:val="20"/>
-              </w:rPr>
-              <w:t xml:space="preserve"> deployment targets, dos paneles de monitoreo.</w:t>
+            <w:r>
+              <w:rPr>
+                <w:sz w:val="20"/>
+              </w:rPr>
+              <w:t>Dos ORMs, dos deployment targets, dos paneles de monitoreo.</w:t>
             </w:r>
           </w:p>
         </w:tc>
@@ -2760,23 +2616,9 @@
         <w:rPr>
           <w:lang w:val="es-AR"/>
         </w:rPr>
-        <w:t>my</w:t>
+        <w:t>Polizing-Dashboard</w:t>
       </w:r>
       <w:proofErr w:type="spellEnd"/>
-      <w:r>
-        <w:rPr>
-          <w:lang w:val="es-AR"/>
-        </w:rPr>
-        <w:t>-</w:t>
-      </w:r>
-      <w:proofErr w:type="gramStart"/>
-      <w:r>
-        <w:rPr>
-          <w:lang w:val="es-AR"/>
-        </w:rPr>
-        <w:t>app</w:t>
-      </w:r>
-      <w:proofErr w:type="gramEnd"/>
       <w:r>
         <w:rPr>
           <w:lang w:val="es-AR"/>
@@ -3009,23 +2851,7 @@
                 <w:sz w:val="20"/>
                 <w:lang w:val="es-AR"/>
               </w:rPr>
-              <w:t xml:space="preserve"> lentas. Consultas de reportes requerirían lógica compleja en </w:t>
-            </w:r>
-            <w:proofErr w:type="gramStart"/>
-            <w:r>
-              <w:rPr>
-                <w:sz w:val="20"/>
-                <w:lang w:val="es-AR"/>
-              </w:rPr>
-              <w:t>app</w:t>
-            </w:r>
-            <w:proofErr w:type="gramEnd"/>
-            <w:r>
-              <w:rPr>
-                <w:sz w:val="20"/>
-                <w:lang w:val="es-AR"/>
-              </w:rPr>
-              <w:t xml:space="preserve">. El modelo relacional del dominio fuerza </w:t>
+              <w:t xml:space="preserve"> lentas. Consultas de reportes requerirían lógica compleja en app. El modelo relacional del dominio fuerza </w:t>
             </w:r>
             <w:proofErr w:type="spellStart"/>
             <w:r>
@@ -3414,23 +3240,9 @@
         <w:rPr>
           <w:lang w:val="es-AR"/>
         </w:rPr>
-        <w:t>my</w:t>
+        <w:t>Polizing-Dashboard</w:t>
       </w:r>
       <w:proofErr w:type="spellEnd"/>
-      <w:r>
-        <w:rPr>
-          <w:lang w:val="es-AR"/>
-        </w:rPr>
-        <w:t>-</w:t>
-      </w:r>
-      <w:proofErr w:type="gramStart"/>
-      <w:r>
-        <w:rPr>
-          <w:lang w:val="es-AR"/>
-        </w:rPr>
-        <w:t>app</w:t>
-      </w:r>
-      <w:proofErr w:type="gramEnd"/>
       <w:r>
         <w:rPr>
           <w:lang w:val="es-AR"/>
@@ -3696,7 +3508,15 @@
       </w:r>
       <w:proofErr w:type="spellEnd"/>
       <w:r>
-        <w:t xml:space="preserve"> usa chatbot.</w:t>
+        <w:t xml:space="preserve"> </w:t>
+      </w:r>
+      <w:proofErr w:type="spellStart"/>
+      <w:r>
+        <w:t>usa</w:t>
+      </w:r>
+      <w:proofErr w:type="spellEnd"/>
+      <w:r>
+        <w:t xml:space="preserve"> chatbot.</w:t>
       </w:r>
     </w:p>
     <w:p>
@@ -4203,28 +4023,20 @@
         <w:rPr>
           <w:lang w:val="es-AR"/>
         </w:rPr>
-        <w:t>my</w:t>
+        <w:t>Polizing-Dashboard</w:t>
       </w:r>
       <w:proofErr w:type="spellEnd"/>
       <w:r>
         <w:rPr>
           <w:lang w:val="es-AR"/>
         </w:rPr>
-        <w:t>-</w:t>
-      </w:r>
-      <w:proofErr w:type="gramStart"/>
-      <w:r>
-        <w:rPr>
-          <w:lang w:val="es-AR"/>
-        </w:rPr>
-        <w:t>app</w:t>
-      </w:r>
-      <w:proofErr w:type="gramEnd"/>
-      <w:r>
-        <w:rPr>
-          <w:lang w:val="es-AR"/>
-        </w:rPr>
-        <w:t xml:space="preserve"> y </w:t>
+        <w:t xml:space="preserve"> </w:t>
+      </w:r>
+      <w:r>
+        <w:rPr>
+          <w:lang w:val="es-AR"/>
+        </w:rPr>
+        <w:t xml:space="preserve">y </w:t>
       </w:r>
       <w:proofErr w:type="spellStart"/>
       <w:r>
@@ -4882,15 +4694,7 @@
                 <w:sz w:val="20"/>
                 <w:lang w:val="es-AR"/>
               </w:rPr>
-              <w:t xml:space="preserve"> en BD compartida para datos </w:t>
-            </w:r>
-            <w:r>
-              <w:rPr>
-                <w:sz w:val="20"/>
-                <w:lang w:val="es-AR"/>
-              </w:rPr>
-              <w:lastRenderedPageBreak/>
-              <w:t>operacionales.</w:t>
+              <w:t xml:space="preserve"> en BD compartida para datos operacionales.</w:t>
             </w:r>
           </w:p>
         </w:tc>
@@ -4903,7 +4707,6 @@
               <w:rPr>
                 <w:sz w:val="20"/>
               </w:rPr>
-              <w:lastRenderedPageBreak/>
               <w:t>— (</w:t>
             </w:r>
             <w:proofErr w:type="spellStart"/>
@@ -4932,7 +4735,21 @@
               <w:rPr>
                 <w:sz w:val="20"/>
               </w:rPr>
-              <w:t xml:space="preserve"> la elegida)</w:t>
+              <w:t xml:space="preserve"> la </w:t>
+            </w:r>
+            <w:proofErr w:type="spellStart"/>
+            <w:r>
+              <w:rPr>
+                <w:sz w:val="20"/>
+              </w:rPr>
+              <w:t>elegida</w:t>
+            </w:r>
+            <w:proofErr w:type="spellEnd"/>
+            <w:r>
+              <w:rPr>
+                <w:sz w:val="20"/>
+              </w:rPr>
+              <w:t>)</w:t>
             </w:r>
           </w:p>
         </w:tc>
@@ -4943,6 +4760,7 @@
         <w:pStyle w:val="Ttulo2"/>
       </w:pPr>
       <w:r>
+        <w:lastRenderedPageBreak/>
         <w:t>3. Decisión tomada</w:t>
       </w:r>
     </w:p>
@@ -6171,21 +5989,12 @@
                 <w:lang w:val="es-AR"/>
               </w:rPr>
             </w:pPr>
-            <w:proofErr w:type="gramStart"/>
-            <w:r>
-              <w:rPr>
-                <w:sz w:val="20"/>
-                <w:lang w:val="es-AR"/>
-              </w:rPr>
-              <w:t>Un solo lugar a operar</w:t>
-            </w:r>
-            <w:proofErr w:type="gramEnd"/>
-            <w:r>
-              <w:rPr>
-                <w:sz w:val="20"/>
-                <w:lang w:val="es-AR"/>
-              </w:rPr>
-              <w:t>, costos predecibles, control total.</w:t>
+            <w:r>
+              <w:rPr>
+                <w:sz w:val="20"/>
+                <w:lang w:val="es-AR"/>
+              </w:rPr>
+              <w:t>Un solo lugar a operar, costos predecibles, control total.</w:t>
             </w:r>
           </w:p>
         </w:tc>
@@ -6384,7 +6193,21 @@
               <w:rPr>
                 <w:sz w:val="20"/>
               </w:rPr>
-              <w:t xml:space="preserve"> pronunciada. Costo injustificable.</w:t>
+              <w:t xml:space="preserve"> </w:t>
+            </w:r>
+            <w:proofErr w:type="spellStart"/>
+            <w:r>
+              <w:rPr>
+                <w:sz w:val="20"/>
+              </w:rPr>
+              <w:t>pronunciada</w:t>
+            </w:r>
+            <w:proofErr w:type="spellEnd"/>
+            <w:r>
+              <w:rPr>
+                <w:sz w:val="20"/>
+              </w:rPr>
+              <w:t>. Costo injustificable.</w:t>
             </w:r>
           </w:p>
         </w:tc>
@@ -6511,7 +6334,21 @@
               <w:rPr>
                 <w:sz w:val="20"/>
               </w:rPr>
-              <w:t xml:space="preserve"> la elegida)</w:t>
+              <w:t xml:space="preserve"> la </w:t>
+            </w:r>
+            <w:proofErr w:type="spellStart"/>
+            <w:r>
+              <w:rPr>
+                <w:sz w:val="20"/>
+              </w:rPr>
+              <w:t>elegida</w:t>
+            </w:r>
+            <w:proofErr w:type="spellEnd"/>
+            <w:r>
+              <w:rPr>
+                <w:sz w:val="20"/>
+              </w:rPr>
+              <w:t>)</w:t>
             </w:r>
           </w:p>
         </w:tc>
@@ -6535,8 +6372,16 @@
         <w:pStyle w:val="Listaconvietas"/>
         <w:ind w:left="567"/>
       </w:pPr>
-      <w:r>
-        <w:t>my-app (panel Next.js) → Vercel: serverless, auto-escala, CDN global, preview deploys por PR.</w:t>
+      <w:proofErr w:type="spellStart"/>
+      <w:r>
+        <w:t>Polizing</w:t>
+      </w:r>
+      <w:proofErr w:type="spellEnd"/>
+      <w:r>
+        <w:t>-Dashboard</w:t>
+      </w:r>
+      <w:r>
+        <w:t xml:space="preserve"> (panel Next.js) → Vercel: serverless, auto-escala, CDN global, preview deploys por PR.</w:t>
       </w:r>
     </w:p>
     <w:p>
@@ -6658,7 +6503,15 @@
       </w:r>
       <w:proofErr w:type="spellEnd"/>
       <w:r>
-        <w:t>: managed, backups automáticos, pooler (pgBouncer) integrado.</w:t>
+        <w:t xml:space="preserve">: managed, backups </w:t>
+      </w:r>
+      <w:proofErr w:type="spellStart"/>
+      <w:r>
+        <w:t>automáticos</w:t>
+      </w:r>
+      <w:proofErr w:type="spellEnd"/>
+      <w:r>
+        <w:t>, pooler (pgBouncer) integrado.</w:t>
       </w:r>
     </w:p>
     <w:p>
@@ -7365,13 +7218,7 @@
               <w:rPr>
                 <w:sz w:val="20"/>
               </w:rPr>
-              <w:t>ADR-00</w:t>
-            </w:r>
-            <w:r>
-              <w:rPr>
-                <w:sz w:val="20"/>
-              </w:rPr>
-              <w:t>5</w:t>
+              <w:t>ADR-005</w:t>
             </w:r>
           </w:p>
         </w:tc>
@@ -7565,35 +7412,7 @@
         <w:rPr>
           <w:lang w:val="es-AR"/>
         </w:rPr>
-        <w:t xml:space="preserve"> clientes finales de productores de seguros en Argentina ya tienen WhatsApp instalado y lo usan a diario. </w:t>
-      </w:r>
-      <w:proofErr w:type="gramStart"/>
-      <w:r>
-        <w:rPr>
-          <w:lang w:val="es-AR"/>
-        </w:rPr>
-        <w:t>Pedirles</w:t>
-      </w:r>
-      <w:proofErr w:type="gramEnd"/>
-      <w:r>
-        <w:rPr>
-          <w:lang w:val="es-AR"/>
-        </w:rPr>
-        <w:t xml:space="preserve"> que instalen una </w:t>
-      </w:r>
-      <w:proofErr w:type="gramStart"/>
-      <w:r>
-        <w:rPr>
-          <w:lang w:val="es-AR"/>
-        </w:rPr>
-        <w:t>app</w:t>
-      </w:r>
-      <w:proofErr w:type="gramEnd"/>
-      <w:r>
-        <w:rPr>
-          <w:lang w:val="es-AR"/>
-        </w:rPr>
-        <w:t xml:space="preserve"> nueva o usen un canal alternativo (SMS, email) baja drásticamente la adopción. La elección de canal no es libre: es WhatsApp.</w:t>
+        <w:t xml:space="preserve"> clientes finales de productores de seguros en Argentina ya tienen WhatsApp instalado y lo usan a diario. Pedirles que instalen una app nueva o usen un canal alternativo (SMS, email) baja drásticamente la adopción. La elección de canal no es libre: es WhatsApp.</w:t>
       </w:r>
     </w:p>
     <w:p>
@@ -8087,15 +7906,7 @@
                 <w:sz w:val="20"/>
                 <w:lang w:val="es-AR"/>
               </w:rPr>
-              <w:t xml:space="preserve">Conexión ágil: Trae nodos nativos listos para enlazar la API de WhatsApp Cloud y derivar los </w:t>
-            </w:r>
-            <w:r>
-              <w:rPr>
-                <w:sz w:val="20"/>
-                <w:lang w:val="es-AR"/>
-              </w:rPr>
-              <w:lastRenderedPageBreak/>
-              <w:t xml:space="preserve">mensajes directamente al </w:t>
+              <w:t xml:space="preserve">Conexión ágil: Trae nodos nativos listos para enlazar la API de WhatsApp Cloud y derivar los mensajes directamente al </w:t>
             </w:r>
             <w:proofErr w:type="spellStart"/>
             <w:r>
@@ -8129,7 +7940,6 @@
               <w:rPr>
                 <w:lang w:val="es-AR"/>
               </w:rPr>
-              <w:lastRenderedPageBreak/>
               <w:t xml:space="preserve">Caos en flujos complejos: Los </w:t>
             </w:r>
             <w:proofErr w:type="spellStart"/>
@@ -8186,15 +7996,21 @@
               <w:rPr>
                 <w:lang w:val="es-AR"/>
               </w:rPr>
+              <w:t>podés</w:t>
+            </w:r>
+            <w:proofErr w:type="spellEnd"/>
+            <w:r>
+              <w:rPr>
+                <w:lang w:val="es-AR"/>
+              </w:rPr>
+              <w:t xml:space="preserve"> correr pruebas unitarias sobre el flujo visual fácilmente, </w:t>
+            </w:r>
+            <w:r>
+              <w:rPr>
+                <w:lang w:val="es-AR"/>
+              </w:rPr>
               <w:lastRenderedPageBreak/>
-              <w:t>podés</w:t>
-            </w:r>
-            <w:proofErr w:type="spellEnd"/>
-            <w:r>
-              <w:rPr>
-                <w:lang w:val="es-AR"/>
-              </w:rPr>
-              <w:t xml:space="preserve"> correr pruebas unitarias sobre el flujo visual fácilmente, y el paso a producción es mucho menos fluido.</w:t>
+              <w:t>y el paso a producción es mucho menos fluido.</w:t>
             </w:r>
           </w:p>
         </w:tc>
@@ -9388,6 +9204,7 @@
   <w:style w:type="character" w:default="1" w:styleId="Fuentedeprrafopredeter">
     <w:name w:val="Default Paragraph Font"/>
     <w:uiPriority w:val="1"/>
+    <w:semiHidden/>
     <w:unhideWhenUsed/>
   </w:style>
   <w:style w:type="table" w:default="1" w:styleId="Tablanormal">
